--- a/src/content/poetry/30-raschertili-nebo-spolokhi-zakata/ru.docx
+++ b/src/content/poetry/30-raschertili-nebo-spolokhi-zakata/ru.docx
@@ -519,30 +519,21 @@
         </w:rPr>
         <w:t>"Пусть его не знаю..., он не враг, а брат..."</w:t>
       </w:r>
-      <w:r>
-        <w:rPr>
-          <w:color w:val="000000"/>
-          <w:sz w:val="27"/>
-          <w:szCs w:val="27"/>
-        </w:rPr>
-        <w:br/>
-      </w:r>
-      <w:r>
-        <w:rPr>
-          <w:color w:val="000000"/>
-          <w:sz w:val="27"/>
-          <w:szCs w:val="27"/>
-        </w:rPr>
-        <w:br/>
-      </w:r>
-      <w:r>
-        <w:rPr>
-          <w:color w:val="000000"/>
-          <w:sz w:val="27"/>
-          <w:szCs w:val="27"/>
-          <w:shd w:val="clear" w:color="auto" w:fill="FFFFFF"/>
-        </w:rPr>
-        <w:t>10.08.2026</w:t>
+    </w:p>
+    <w:p>
+      <w:pPr>
+        <w:spacing w:before="200"/>
+        <w:rPr>
+          <w:i/>
+          <w:iCs/>
+        </w:rPr>
+      </w:pPr>
+      <w:r>
+        <w:rPr>
+          <w:i/>
+          <w:iCs/>
+        </w:rPr>
+        <w:t xml:space="preserve">10.03.2026, Сергей Панкратиус</w:t>
       </w:r>
     </w:p>
     <w:sectPr>
